--- a/applications/affirm-client-success-lead/cover-letter.docx
+++ b/applications/affirm-client-success-lead/cover-letter.docx
@@ -94,7 +94,7 @@
           <w:b w:val="0"/>
           <w:color w:val="1A1A1A"/>
         </w:rPr>
-        <w:t>I have a genuine personal interest in financial services, specifically the idea of making ownership and purchase processes easier so people can focus on what they actually need instead of the transactional details behind it. Affirm's whole model is built around that idea for the people using it at checkout, and I'd bring the same instinct to the merchant side of the relationship.</w:t>
+        <w:t>My interest in financial services is genuine and specific: I'm drawn to the idea that ownership and purchasing decisions should be simple enough that people can focus on what they actually need rather than the transactional friction standing between them and it. Affirm has built an entire model around that principle for the consumer at checkout; I'd bring the same instinct to the merchant relationships on the other side of that transaction.</w:t>
       </w:r>
     </w:p>
     <w:p>
@@ -107,7 +107,7 @@
           <w:b w:val="0"/>
           <w:color w:val="1A1A1A"/>
         </w:rPr>
-        <w:t>At Birdeye, I managed a partner portfolio of 15 to 20 accounts and retained 94% of them by tracking customer health metrics and acting on adoption gaps before they became churn. At Wix, I built e-commerce storefronts for retail businesses adding a bigger online revenue line, the same merchant world Affirm's partners operate in, while managing a high-value account portfolio that contributed to a 30% increase in traffic and a 25% increase in conversion. At Fetch &amp; Funnel, I served a banking-industry client directly and helped pursue a major banking prospect to finalist stage. Merchant partner success, e-commerce fluency, and financial-services client experience aren't three separate things on my resume. They're the same skill set applied across a few different rooms.</w:t>
+        <w:t>That instinct has played out consistently across my career. At Birdeye, I managed a partner portfolio of 15 to 20 accounts, retaining 94% of them by tracking customer health metrics closely enough to intervene on adoption gaps before they hardened into churn. At Wix, I built e-commerce storefronts for retail businesses looking to add a meaningful online revenue line, the same merchant environment Affirm's partners operate within, while overseeing a high-value account portfolio that produced a 30% increase in traffic and a 25% improvement in conversion. At Fetch &amp; Funnel, I managed a banking-industry client directly and helped advance a major banking prospect to the finalist stage of a competitive process. Merchant partner success, e-commerce fluency, and financial-services client experience are not three disparate lines on a resume; they are a single skill set, applied in different rooms.</w:t>
       </w:r>
     </w:p>
     <w:p>
@@ -120,7 +120,7 @@
           <w:b w:val="0"/>
           <w:color w:val="1A1A1A"/>
         </w:rPr>
-        <w:t>I'd welcome the chance to talk through how that fits your Client Success team. I'm at 303-726-5037 or jrotnbrg@gmail.com.</w:t>
+        <w:t>I'd welcome the opportunity to discuss how this background aligns with the goals of your Client Success team. I can be reached at 303-726-5037 or jrotnbrg@gmail.com.</w:t>
       </w:r>
     </w:p>
     <w:p>
